--- a/MANUAIS/Manual de Uso - Organizacao Claudio Secretario.docx
+++ b/MANUAIS/Manual de Uso - Organizacao Claudio Secretario.docx
@@ -205,7 +205,7 @@
         <w:spacing w:after="160"/>
       </w:pPr>
       <w:r>
-        <w:t xml:space="preserve">Solte os arquivos soltos ali, de preferência sem criar subpasta nova e sem colocar dentro de nenhuma outra pasta. No dia seguinte (ou na próxima vez que a rotina rodar), eles já vão ter sido organizados.</w:t>
+        <w:t xml:space="preserve">Solte os arquivos soltos ali, de preferência sem criar subpasta nova e sem colocar dentro de nenhuma outra pasta. No dia seguinte (ou na próxima vez que a rotina rodar), eles já vão ter sido organizados. Arquivos compactados (.zip e .rar) também podem ser colocados ali: a rotina abre e organiza o que estiver dentro. Para .rar, o computador precisa ter o WinRAR instalado.</w:t>
       </w:r>
     </w:p>
     <w:p>
@@ -436,7 +436,7 @@
         <w:spacing w:after="80"/>
       </w:pPr>
       <w:r>
-        <w:t>A maioria dos documentos fiscais (notas fiscais, guias, parcelamentos).</w:t>
+        <w:t>Documentos fiscais de um tipo que ainda não tem nome de arquivo definido (o relatório mostra o código E203). Notas fiscais, XML, guias (DAS, DAE, DARF, DAM), parcelamentos, restituição, reembolso, ressarcimento e compensação já são organizados nos regimes Simples Nacional, Lucro Presumido e Lucro Real.</w:t>
       </w:r>
     </w:p>
     <w:p>
@@ -449,7 +449,7 @@
         <w:spacing w:after="80"/>
       </w:pPr>
       <w:r>
-        <w:t>Documentos de clientes MEI, Pessoa Física, Isentos e Domésticos.</w:t>
+        <w:t>Documentos fiscais de clientes MEI, Pessoa Física, Isentos e Domésticos. Única exceção: nota de serviço (NFS-e) recebida por cliente Isento vai para a pasta “NOTAS DE SERVIÇO RECEBIDAS”, dentro de CONTÁBIL.</w:t>
       </w:r>
     </w:p>
     <w:p>
@@ -462,7 +462,7 @@
         <w:spacing w:after="80"/>
       </w:pPr>
       <w:r>
-        <w:t>Folha de pagamento e a maioria dos documentos societários (Imposto de Renda Pessoa Física dos sócios já é organizado automaticamente desde 31/08/2026 — o resto ainda não).</w:t>
+        <w:t>Folha de pagamento e a maioria dos documentos societários. Já é organizado: o certificado digital (.pfx). O Imposto de Renda dos sócios está temporariamente suspenso, por falta do CPF dos sócios na planilha de cadastro.</w:t>
       </w:r>
     </w:p>
     <w:p>
